--- a/custom-reference-styled.docx
+++ b/custom-reference-styled.docx
@@ -4,7 +4,7 @@
   <w:body>
     <w:p>
       <w:pPr>
-        <w:pStyle w:val="Heading2"/>
+        <w:pStyle w:val="Heading1"/>
       </w:pPr>
       <w:r>
         <w:t>Judul Bab (Heading 1)</w:t>
@@ -59,8 +59,33 @@
 </w:document>
 </file>
 
+<file path=word/endnotes.xml><?xml version="1.0" encoding="utf-8"?>
+<w:endnotes xmlns:wpc="http://schemas.microsoft.com/office/word/2010/wordprocessingCanvas" xmlns:cx="http://schemas.microsoft.com/office/drawing/2014/chartex" xmlns:cx1="http://schemas.microsoft.com/office/drawing/2015/9/8/chartex" xmlns:cx2="http://schemas.microsoft.com/office/drawing/2015/10/21/chartex" xmlns:cx3="http://schemas.microsoft.com/office/drawing/2016/5/9/chartex" xmlns:cx4="http://schemas.microsoft.com/office/drawing/2016/5/10/chartex" xmlns:cx5="http://schemas.microsoft.com/office/drawing/2016/5/11/chartex" xmlns:cx6="http://schemas.microsoft.com/office/drawing/2016/5/12/chartex" xmlns:cx7="http://schemas.microsoft.com/office/drawing/2016/5/13/chartex" xmlns:cx8="http://schemas.microsoft.com/office/drawing/2016/5/14/chartex" xmlns:mc="http://schemas.openxmlformats.org/markup-compatibility/2006" xmlns:aink="http://schemas.microsoft.com/office/drawing/2016/ink" xmlns:am3d="http://schemas.microsoft.com/office/drawing/2017/model3d" xmlns:o="urn:schemas-microsoft-com:office:office" xmlns:oel="http://schemas.microsoft.com/office/2019/extlst" xmlns:r="http://schemas.openxmlformats.org/officeDocument/2006/relationships" xmlns:m="http://schemas.openxmlformats.org/officeDocument/2006/math" xmlns:v="urn:schemas-microsoft-com:vml" xmlns:wp14="http://schemas.microsoft.com/office/word/2010/wordprocessingDrawing" xmlns:wp="http://schemas.openxmlformats.org/drawingml/2006/wordprocessingDrawing" xmlns:w10="urn:schemas-microsoft-com:office:word" xmlns:w="http://schemas.openxmlformats.org/wordprocessingml/2006/main" xmlns:w14="http://schemas.microsoft.com/office/word/2010/wordml" xmlns:w15="http://schemas.microsoft.com/office/word/2012/wordml" xmlns:w16cex="http://schemas.microsoft.com/office/word/2018/wordml/cex" xmlns:w16cid="http://schemas.microsoft.com/office/word/2016/wordml/cid" xmlns:w16="http://schemas.microsoft.com/office/word/2018/wordml" xmlns:w16du="http://schemas.microsoft.com/office/word/2023/wordml/word16du" xmlns:w16sdtdh="http://schemas.microsoft.com/office/word/2020/wordml/sdtdatahash" xmlns:w16sdtfl="http://schemas.microsoft.com/office/word/2024/wordml/sdtformatlock" xmlns:w16se="http://schemas.microsoft.com/office/word/2015/wordml/symex" xmlns:wpg="http://schemas.microsoft.com/office/word/2010/wordprocessingGroup" xmlns:wpi="http://schemas.microsoft.com/office/word/2010/wordprocessingInk" xmlns:wne="http://schemas.microsoft.com/office/word/2006/wordml" xmlns:wps="http://schemas.microsoft.com/office/word/2010/wordprocessingShape" mc:Ignorable="w14 w15 w16se w16cid w16 w16cex w16sdtdh w16sdtfl w16du wp14">
+  <w:endnote w:type="separator" w:id="-1">
+    <w:p>
+      <w:pPr>
+        <w:spacing w:after="0" w:line="240" w:lineRule="auto"/>
+      </w:pPr>
+      <w:r>
+        <w:separator/>
+      </w:r>
+    </w:p>
+  </w:endnote>
+  <w:endnote w:type="continuationSeparator" w:id="0">
+    <w:p>
+      <w:pPr>
+        <w:spacing w:after="0" w:line="240" w:lineRule="auto"/>
+      </w:pPr>
+      <w:r>
+        <w:continuationSeparator/>
+      </w:r>
+    </w:p>
+  </w:endnote>
+</w:endnotes>
+</file>
+
 <file path=word/footer1.xml><?xml version="1.0" encoding="utf-8"?>
-<w:ftr xmlns:m="http://schemas.openxmlformats.org/officeDocument/2006/math" xmlns:mc="http://schemas.openxmlformats.org/markup-compatibility/2006" xmlns:mo="http://schemas.microsoft.com/office/mac/office/2008/main" xmlns:mv="urn:schemas-microsoft-com:mac:vml" xmlns:o="urn:schemas-microsoft-com:office:office" xmlns:r="http://schemas.openxmlformats.org/officeDocument/2006/relationships" xmlns:v="urn:schemas-microsoft-com:vml" xmlns:w10="urn:schemas-microsoft-com:office:word" xmlns:w14="http://schemas.microsoft.com/office/word/2010/wordml" xmlns:w="http://schemas.openxmlformats.org/wordprocessingml/2006/main" xmlns:wne="http://schemas.microsoft.com/office/word/2006/wordml" xmlns:wp14="http://schemas.microsoft.com/office/word/2010/wordprocessingDrawing" xmlns:wp="http://schemas.openxmlformats.org/drawingml/2006/wordprocessingDrawing" xmlns:wpc="http://schemas.microsoft.com/office/word/2010/wordprocessingCanvas" xmlns:wpg="http://schemas.microsoft.com/office/word/2010/wordprocessingGroup" xmlns:wpi="http://schemas.microsoft.com/office/word/2010/wordprocessingInk" xmlns:wps="http://schemas.microsoft.com/office/word/2010/wordprocessingShape" mc:Ignorable="w14 wp14">
+<w:ftr xmlns:wpc="http://schemas.microsoft.com/office/word/2010/wordprocessingCanvas" xmlns:cx="http://schemas.microsoft.com/office/drawing/2014/chartex" xmlns:cx1="http://schemas.microsoft.com/office/drawing/2015/9/8/chartex" xmlns:cx2="http://schemas.microsoft.com/office/drawing/2015/10/21/chartex" xmlns:cx3="http://schemas.microsoft.com/office/drawing/2016/5/9/chartex" xmlns:cx4="http://schemas.microsoft.com/office/drawing/2016/5/10/chartex" xmlns:cx5="http://schemas.microsoft.com/office/drawing/2016/5/11/chartex" xmlns:cx6="http://schemas.microsoft.com/office/drawing/2016/5/12/chartex" xmlns:cx7="http://schemas.microsoft.com/office/drawing/2016/5/13/chartex" xmlns:cx8="http://schemas.microsoft.com/office/drawing/2016/5/14/chartex" xmlns:mc="http://schemas.openxmlformats.org/markup-compatibility/2006" xmlns:aink="http://schemas.microsoft.com/office/drawing/2016/ink" xmlns:am3d="http://schemas.microsoft.com/office/drawing/2017/model3d" xmlns:o="urn:schemas-microsoft-com:office:office" xmlns:oel="http://schemas.microsoft.com/office/2019/extlst" xmlns:r="http://schemas.openxmlformats.org/officeDocument/2006/relationships" xmlns:m="http://schemas.openxmlformats.org/officeDocument/2006/math" xmlns:v="urn:schemas-microsoft-com:vml" xmlns:wp14="http://schemas.microsoft.com/office/word/2010/wordprocessingDrawing" xmlns:wp="http://schemas.openxmlformats.org/drawingml/2006/wordprocessingDrawing" xmlns:w10="urn:schemas-microsoft-com:office:word" xmlns:w="http://schemas.openxmlformats.org/wordprocessingml/2006/main" xmlns:w14="http://schemas.microsoft.com/office/word/2010/wordml" xmlns:w15="http://schemas.microsoft.com/office/word/2012/wordml" xmlns:w16cex="http://schemas.microsoft.com/office/word/2018/wordml/cex" xmlns:w16cid="http://schemas.microsoft.com/office/word/2016/wordml/cid" xmlns:w16="http://schemas.microsoft.com/office/word/2018/wordml" xmlns:w16du="http://schemas.microsoft.com/office/word/2023/wordml/word16du" xmlns:w16sdtdh="http://schemas.microsoft.com/office/word/2020/wordml/sdtdatahash" xmlns:w16sdtfl="http://schemas.microsoft.com/office/word/2024/wordml/sdtformatlock" xmlns:w16se="http://schemas.microsoft.com/office/word/2015/wordml/symex" xmlns:wpg="http://schemas.microsoft.com/office/word/2010/wordprocessingGroup" xmlns:wpi="http://schemas.microsoft.com/office/word/2010/wordprocessingInk" xmlns:wne="http://schemas.microsoft.com/office/word/2006/wordml" xmlns:wps="http://schemas.microsoft.com/office/word/2010/wordprocessingShape" mc:Ignorable="w14 w15 w16se w16cid w16 w16cex w16sdtdh w16sdtfl w16du wp14">
   <w:p>
     <w:pPr>
       <w:pStyle w:val="Footer"/>
@@ -84,22 +109,78 @@
         <w:sz w:val="16"/>
       </w:rPr>
       <w:fldChar w:fldCharType="begin"/>
+    </w:r>
+    <w:r>
+      <w:rPr>
+        <w:rFonts w:ascii="Source Sans 3" w:hAnsi="Source Sans 3"/>
+        <w:color w:val="6E6E6E"/>
+        <w:sz w:val="16"/>
+      </w:rPr>
       <w:instrText xml:space="preserve"> PAGE </w:instrText>
+    </w:r>
+    <w:r>
+      <w:rPr>
+        <w:rFonts w:ascii="Source Sans 3" w:hAnsi="Source Sans 3"/>
+        <w:color w:val="6E6E6E"/>
+        <w:sz w:val="16"/>
+      </w:rPr>
+      <w:fldChar w:fldCharType="separate"/>
+    </w:r>
+    <w:r>
+      <w:rPr>
+        <w:rFonts w:ascii="Source Sans 3" w:hAnsi="Source Sans 3"/>
+        <w:noProof/>
+        <w:color w:val="6E6E6E"/>
+        <w:sz w:val="16"/>
+      </w:rPr>
+      <w:t>1</w:t>
+    </w:r>
+    <w:r>
+      <w:rPr>
+        <w:rFonts w:ascii="Source Sans 3" w:hAnsi="Source Sans 3"/>
+        <w:color w:val="6E6E6E"/>
+        <w:sz w:val="16"/>
+      </w:rPr>
       <w:fldChar w:fldCharType="end"/>
     </w:r>
   </w:p>
 </w:ftr>
 </file>
 
+<file path=word/footnotes.xml><?xml version="1.0" encoding="utf-8"?>
+<w:footnotes xmlns:wpc="http://schemas.microsoft.com/office/word/2010/wordprocessingCanvas" xmlns:cx="http://schemas.microsoft.com/office/drawing/2014/chartex" xmlns:cx1="http://schemas.microsoft.com/office/drawing/2015/9/8/chartex" xmlns:cx2="http://schemas.microsoft.com/office/drawing/2015/10/21/chartex" xmlns:cx3="http://schemas.microsoft.com/office/drawing/2016/5/9/chartex" xmlns:cx4="http://schemas.microsoft.com/office/drawing/2016/5/10/chartex" xmlns:cx5="http://schemas.microsoft.com/office/drawing/2016/5/11/chartex" xmlns:cx6="http://schemas.microsoft.com/office/drawing/2016/5/12/chartex" xmlns:cx7="http://schemas.microsoft.com/office/drawing/2016/5/13/chartex" xmlns:cx8="http://schemas.microsoft.com/office/drawing/2016/5/14/chartex" xmlns:mc="http://schemas.openxmlformats.org/markup-compatibility/2006" xmlns:aink="http://schemas.microsoft.com/office/drawing/2016/ink" xmlns:am3d="http://schemas.microsoft.com/office/drawing/2017/model3d" xmlns:o="urn:schemas-microsoft-com:office:office" xmlns:oel="http://schemas.microsoft.com/office/2019/extlst" xmlns:r="http://schemas.openxmlformats.org/officeDocument/2006/relationships" xmlns:m="http://schemas.openxmlformats.org/officeDocument/2006/math" xmlns:v="urn:schemas-microsoft-com:vml" xmlns:wp14="http://schemas.microsoft.com/office/word/2010/wordprocessingDrawing" xmlns:wp="http://schemas.openxmlformats.org/drawingml/2006/wordprocessingDrawing" xmlns:w10="urn:schemas-microsoft-com:office:word" xmlns:w="http://schemas.openxmlformats.org/wordprocessingml/2006/main" xmlns:w14="http://schemas.microsoft.com/office/word/2010/wordml" xmlns:w15="http://schemas.microsoft.com/office/word/2012/wordml" xmlns:w16cex="http://schemas.microsoft.com/office/word/2018/wordml/cex" xmlns:w16cid="http://schemas.microsoft.com/office/word/2016/wordml/cid" xmlns:w16="http://schemas.microsoft.com/office/word/2018/wordml" xmlns:w16du="http://schemas.microsoft.com/office/word/2023/wordml/word16du" xmlns:w16sdtdh="http://schemas.microsoft.com/office/word/2020/wordml/sdtdatahash" xmlns:w16sdtfl="http://schemas.microsoft.com/office/word/2024/wordml/sdtformatlock" xmlns:w16se="http://schemas.microsoft.com/office/word/2015/wordml/symex" xmlns:wpg="http://schemas.microsoft.com/office/word/2010/wordprocessingGroup" xmlns:wpi="http://schemas.microsoft.com/office/word/2010/wordprocessingInk" xmlns:wne="http://schemas.microsoft.com/office/word/2006/wordml" xmlns:wps="http://schemas.microsoft.com/office/word/2010/wordprocessingShape" mc:Ignorable="w14 w15 w16se w16cid w16 w16cex w16sdtdh w16sdtfl w16du wp14">
+  <w:footnote w:type="separator" w:id="-1">
+    <w:p>
+      <w:pPr>
+        <w:spacing w:after="0" w:line="240" w:lineRule="auto"/>
+      </w:pPr>
+      <w:r>
+        <w:separator/>
+      </w:r>
+    </w:p>
+  </w:footnote>
+  <w:footnote w:type="continuationSeparator" w:id="0">
+    <w:p>
+      <w:pPr>
+        <w:spacing w:after="0" w:line="240" w:lineRule="auto"/>
+      </w:pPr>
+      <w:r>
+        <w:continuationSeparator/>
+      </w:r>
+    </w:p>
+  </w:footnote>
+</w:footnotes>
+</file>
+
 <file path=word/header1.xml><?xml version="1.0" encoding="utf-8"?>
-<w:hdr xmlns:m="http://schemas.openxmlformats.org/officeDocument/2006/math" xmlns:mc="http://schemas.openxmlformats.org/markup-compatibility/2006" xmlns:mo="http://schemas.microsoft.com/office/mac/office/2008/main" xmlns:mv="urn:schemas-microsoft-com:mac:vml" xmlns:o="urn:schemas-microsoft-com:office:office" xmlns:r="http://schemas.openxmlformats.org/officeDocument/2006/relationships" xmlns:v="urn:schemas-microsoft-com:vml" xmlns:w10="urn:schemas-microsoft-com:office:word" xmlns:w14="http://schemas.microsoft.com/office/word/2010/wordml" xmlns:w="http://schemas.openxmlformats.org/wordprocessingml/2006/main" xmlns:wne="http://schemas.microsoft.com/office/word/2006/wordml" xmlns:wp14="http://schemas.microsoft.com/office/word/2010/wordprocessingDrawing" xmlns:wp="http://schemas.openxmlformats.org/drawingml/2006/wordprocessingDrawing" xmlns:wpc="http://schemas.microsoft.com/office/word/2010/wordprocessingCanvas" xmlns:wpg="http://schemas.microsoft.com/office/word/2010/wordprocessingGroup" xmlns:wpi="http://schemas.microsoft.com/office/word/2010/wordprocessingInk" xmlns:wps="http://schemas.microsoft.com/office/word/2010/wordprocessingShape" mc:Ignorable="w14 wp14">
+<w:hdr xmlns:wpc="http://schemas.microsoft.com/office/word/2010/wordprocessingCanvas" xmlns:cx="http://schemas.microsoft.com/office/drawing/2014/chartex" xmlns:cx1="http://schemas.microsoft.com/office/drawing/2015/9/8/chartex" xmlns:cx2="http://schemas.microsoft.com/office/drawing/2015/10/21/chartex" xmlns:cx3="http://schemas.microsoft.com/office/drawing/2016/5/9/chartex" xmlns:cx4="http://schemas.microsoft.com/office/drawing/2016/5/10/chartex" xmlns:cx5="http://schemas.microsoft.com/office/drawing/2016/5/11/chartex" xmlns:cx6="http://schemas.microsoft.com/office/drawing/2016/5/12/chartex" xmlns:cx7="http://schemas.microsoft.com/office/drawing/2016/5/13/chartex" xmlns:cx8="http://schemas.microsoft.com/office/drawing/2016/5/14/chartex" xmlns:mc="http://schemas.openxmlformats.org/markup-compatibility/2006" xmlns:aink="http://schemas.microsoft.com/office/drawing/2016/ink" xmlns:am3d="http://schemas.microsoft.com/office/drawing/2017/model3d" xmlns:o="urn:schemas-microsoft-com:office:office" xmlns:oel="http://schemas.microsoft.com/office/2019/extlst" xmlns:r="http://schemas.openxmlformats.org/officeDocument/2006/relationships" xmlns:m="http://schemas.openxmlformats.org/officeDocument/2006/math" xmlns:v="urn:schemas-microsoft-com:vml" xmlns:wp14="http://schemas.microsoft.com/office/word/2010/wordprocessingDrawing" xmlns:wp="http://schemas.openxmlformats.org/drawingml/2006/wordprocessingDrawing" xmlns:w10="urn:schemas-microsoft-com:office:word" xmlns:w="http://schemas.openxmlformats.org/wordprocessingml/2006/main" xmlns:w14="http://schemas.microsoft.com/office/word/2010/wordml" xmlns:w15="http://schemas.microsoft.com/office/word/2012/wordml" xmlns:w16cex="http://schemas.microsoft.com/office/word/2018/wordml/cex" xmlns:w16cid="http://schemas.microsoft.com/office/word/2016/wordml/cid" xmlns:w16="http://schemas.microsoft.com/office/word/2018/wordml" xmlns:w16du="http://schemas.microsoft.com/office/word/2023/wordml/word16du" xmlns:w16sdtdh="http://schemas.microsoft.com/office/word/2020/wordml/sdtdatahash" xmlns:w16sdtfl="http://schemas.microsoft.com/office/word/2024/wordml/sdtformatlock" xmlns:w16se="http://schemas.microsoft.com/office/word/2015/wordml/symex" xmlns:wpg="http://schemas.microsoft.com/office/word/2010/wordprocessingGroup" xmlns:wpi="http://schemas.microsoft.com/office/word/2010/wordprocessingInk" xmlns:wne="http://schemas.microsoft.com/office/word/2006/wordml" xmlns:wps="http://schemas.microsoft.com/office/word/2010/wordprocessingShape" mc:Ignorable="w14 w15 w16se w16cid w16 w16cex w16sdtdh w16sdtfl w16du wp14">
   <w:p>
     <w:pPr>
       <w:pStyle w:val="Header"/>
-      <w:jc w:val="left"/>
       <w:pBdr>
         <w:bottom w:val="single" w:sz="4" w:space="5" w:color="AAB4BF"/>
       </w:pBdr>
+      <w:jc w:val="left"/>
     </w:pPr>
     <w:r>
       <w:rPr>
@@ -708,14 +789,11 @@
     <w:qFormat/>
     <w:rsid w:val="00E22994"/>
     <w:pPr>
-      <w:widowControl/>
-      <w:spacing w:after="140" w:before="0" w:line="300" w:lineRule="auto"/>
+      <w:spacing w:after="140" w:line="300" w:lineRule="auto"/>
       <w:jc w:val="both"/>
     </w:pPr>
     <w:rPr>
-      <w:rFonts w:ascii="Source Serif 4" w:hAnsi="Source Serif 4" w:eastAsia="Source Serif 4" w:cs="Source Serif 4"/>
-      <w:b w:val="0"/>
-      <w:i w:val="0"/>
+      <w:rFonts w:ascii="Source Serif 4" w:eastAsia="Source Serif 4" w:hAnsi="Source Serif 4" w:cs="Source Serif 4"/>
       <w:color w:val="282828"/>
       <w:sz w:val="23"/>
     </w:rPr>
@@ -725,21 +803,22 @@
     <w:basedOn w:val="Normal"/>
     <w:next w:val="Normal"/>
     <w:link w:val="Heading1Char"/>
+    <w:autoRedefine/>
     <w:uiPriority w:val="9"/>
     <w:qFormat/>
-    <w:rsid w:val="00C7178B"/>
+    <w:rsid w:val="005C768F"/>
     <w:pPr>
       <w:keepNext/>
       <w:keepLines/>
-      <w:widowControl/>
-      <w:spacing w:before="0" w:after="280"/>
+      <w:pageBreakBefore/>
+      <w:spacing w:after="280"/>
+      <w:jc w:val="left"/>
       <w:outlineLvl w:val="0"/>
     </w:pPr>
     <w:rPr>
-      <w:rFonts w:ascii="Source Sans 3" w:eastAsiaTheme="majorEastAsia" w:hAnsi="Source Sans 3" w:cstheme="majorBidi" w:eastAsia="Source Sans 3" w:cs="Source Sans 3"/>
+      <w:rFonts w:ascii="Source Sans 3" w:eastAsiaTheme="majorEastAsia" w:hAnsi="Source Sans 3" w:cstheme="majorBidi"/>
       <w:b/>
       <w:bCs/>
-      <w:i w:val="0"/>
       <w:color w:val="233346"/>
       <w:sz w:val="50"/>
       <w:szCs w:val="28"/>
@@ -757,15 +836,13 @@
     <w:pPr>
       <w:keepNext/>
       <w:keepLines/>
-      <w:widowControl/>
       <w:spacing w:before="400" w:after="160"/>
       <w:outlineLvl w:val="1"/>
     </w:pPr>
     <w:rPr>
-      <w:rFonts w:ascii="Source Sans 3" w:eastAsiaTheme="majorEastAsia" w:hAnsi="Source Sans 3" w:cstheme="majorBidi" w:eastAsia="Source Sans 3" w:cs="Source Sans 3"/>
+      <w:rFonts w:ascii="Source Sans 3" w:eastAsiaTheme="majorEastAsia" w:hAnsi="Source Sans 3" w:cstheme="majorBidi"/>
       <w:b/>
       <w:bCs/>
-      <w:i w:val="0"/>
       <w:color w:val="233346"/>
       <w:sz w:val="36"/>
       <w:szCs w:val="26"/>
@@ -783,15 +860,13 @@
     <w:pPr>
       <w:keepNext/>
       <w:keepLines/>
-      <w:widowControl/>
       <w:spacing w:before="280" w:after="120"/>
       <w:outlineLvl w:val="2"/>
     </w:pPr>
     <w:rPr>
-      <w:rFonts w:ascii="Source Sans 3" w:eastAsiaTheme="majorEastAsia" w:hAnsi="Source Sans 3" w:cstheme="majorBidi" w:eastAsia="Source Sans 3" w:cs="Source Sans 3"/>
+      <w:rFonts w:ascii="Source Sans 3" w:eastAsiaTheme="majorEastAsia" w:hAnsi="Source Sans 3" w:cstheme="majorBidi"/>
       <w:b/>
       <w:bCs/>
-      <w:i w:val="0"/>
       <w:color w:val="3A4859"/>
       <w:sz w:val="28"/>
     </w:rPr>
@@ -809,15 +884,13 @@
     <w:pPr>
       <w:keepNext/>
       <w:keepLines/>
-      <w:widowControl/>
       <w:spacing w:before="240" w:after="100"/>
       <w:outlineLvl w:val="3"/>
     </w:pPr>
     <w:rPr>
-      <w:rFonts w:ascii="Source Sans 3" w:eastAsiaTheme="majorEastAsia" w:hAnsi="Source Sans 3" w:cstheme="majorBidi" w:eastAsia="Source Sans 3" w:cs="Source Sans 3"/>
+      <w:rFonts w:ascii="Source Sans 3" w:eastAsiaTheme="majorEastAsia" w:hAnsi="Source Sans 3" w:cstheme="majorBidi"/>
       <w:b/>
       <w:bCs/>
-      <w:i w:val="0"/>
       <w:iCs/>
       <w:color w:val="3A4859"/>
       <w:sz w:val="24"/>
@@ -1015,12 +1088,10 @@
     <w:qFormat/>
     <w:rsid w:val="00FC693F"/>
     <w:pPr>
-      <w:spacing w:after="0" w:line="276" w:lineRule="auto"/>
+      <w:spacing w:after="0"/>
     </w:pPr>
     <w:rPr>
-      <w:rFonts w:ascii="Source Serif 4" w:hAnsi="Source Serif 4" w:eastAsia="Source Serif 4" w:cs="Source Serif 4"/>
-      <w:b w:val="0"/>
-      <w:i w:val="0"/>
+      <w:rFonts w:ascii="Source Serif 4" w:eastAsia="Source Serif 4" w:hAnsi="Source Serif 4" w:cs="Source Serif 4"/>
       <w:color w:val="282828"/>
       <w:sz w:val="23"/>
     </w:rPr>
@@ -1030,13 +1101,13 @@
     <w:basedOn w:val="DefaultParagraphFont"/>
     <w:link w:val="Heading1"/>
     <w:uiPriority w:val="9"/>
-    <w:rsid w:val="00C7178B"/>
+    <w:rsid w:val="005C768F"/>
     <w:rPr>
       <w:rFonts w:ascii="Source Sans 3" w:eastAsiaTheme="majorEastAsia" w:hAnsi="Source Sans 3" w:cstheme="majorBidi"/>
       <w:b/>
       <w:bCs/>
-      <w:color w:val="003366"/>
-      <w:sz w:val="32"/>
+      <w:color w:val="233346"/>
+      <w:sz w:val="50"/>
       <w:szCs w:val="28"/>
     </w:rPr>
   </w:style>
@@ -1080,17 +1151,15 @@
     <w:pPr>
       <w:keepNext/>
       <w:keepLines/>
-      <w:widowControl/>
       <w:pBdr>
         <w:bottom w:val="single" w:sz="8" w:space="4" w:color="4F81BD" w:themeColor="accent1"/>
       </w:pBdr>
-      <w:spacing w:after="240" w:line="240" w:lineRule="auto" w:before="0"/>
+      <w:spacing w:after="240" w:line="240" w:lineRule="auto"/>
       <w:contextualSpacing/>
     </w:pPr>
     <w:rPr>
-      <w:rFonts w:asciiTheme="majorHAnsi" w:eastAsiaTheme="majorEastAsia" w:hAnsiTheme="majorHAnsi" w:cstheme="majorBidi" w:ascii="Source Sans 3" w:hAnsi="Source Sans 3" w:eastAsia="Source Sans 3" w:cs="Source Sans 3"/>
+      <w:rFonts w:asciiTheme="majorHAnsi" w:eastAsiaTheme="majorEastAsia" w:hAnsiTheme="majorHAnsi" w:cstheme="majorBidi"/>
       <w:b/>
-      <w:i w:val="0"/>
       <w:color w:val="233346"/>
       <w:spacing w:val="5"/>
       <w:kern w:val="28"/>
@@ -1124,16 +1193,13 @@
     <w:pPr>
       <w:keepNext/>
       <w:keepLines/>
-      <w:widowControl/>
       <w:numPr>
         <w:ilvl w:val="1"/>
       </w:numPr>
-      <w:spacing w:before="0" w:after="360"/>
+      <w:spacing w:after="360"/>
     </w:pPr>
     <w:rPr>
-      <w:rFonts w:asciiTheme="majorHAnsi" w:eastAsiaTheme="majorEastAsia" w:hAnsiTheme="majorHAnsi" w:cstheme="majorBidi" w:ascii="Source Sans 3" w:hAnsi="Source Sans 3" w:eastAsia="Source Sans 3" w:cs="Source Sans 3"/>
-      <w:b w:val="0"/>
-      <w:i w:val="0"/>
+      <w:rFonts w:asciiTheme="majorHAnsi" w:eastAsiaTheme="majorEastAsia" w:hAnsiTheme="majorHAnsi" w:cstheme="majorBidi"/>
       <w:iCs/>
       <w:color w:val="5A6573"/>
       <w:spacing w:val="15"/>
@@ -1416,8 +1482,6 @@
       <w:ind w:left="397" w:right="283"/>
     </w:pPr>
     <w:rPr>
-      <w:rFonts w:ascii="Source Serif 4" w:hAnsi="Source Serif 4" w:eastAsia="Source Serif 4" w:cs="Source Serif 4"/>
-      <w:b w:val="0"/>
       <w:i/>
       <w:iCs/>
       <w:color w:val="414141"/>
@@ -1533,14 +1597,11 @@
     <w:qFormat/>
     <w:rsid w:val="00FC693F"/>
     <w:pPr>
-      <w:keepNext w:val="0"/>
-      <w:spacing w:line="240" w:lineRule="auto" w:before="80" w:after="160"/>
+      <w:spacing w:before="80" w:after="160" w:line="240" w:lineRule="auto"/>
     </w:pPr>
     <w:rPr>
-      <w:rFonts w:ascii="Source Sans 3" w:hAnsi="Source Sans 3" w:eastAsia="Source Sans 3" w:cs="Source Sans 3"/>
-      <w:b w:val="0"/>
+      <w:rFonts w:ascii="Source Sans 3" w:eastAsia="Source Sans 3" w:hAnsi="Source Sans 3" w:cs="Source Sans 3"/>
       <w:bCs/>
-      <w:i w:val="0"/>
       <w:color w:val="555555"/>
       <w:sz w:val="18"/>
       <w:szCs w:val="18"/>
@@ -1584,10 +1645,7 @@
       <w:ind w:left="397" w:right="283"/>
     </w:pPr>
     <w:rPr>
-      <w:rFonts w:ascii="Source Serif 4" w:hAnsi="Source Serif 4" w:eastAsia="Source Serif 4" w:cs="Source Serif 4"/>
-      <w:b w:val="0"/>
       <w:bCs/>
-      <w:i w:val="0"/>
       <w:iCs/>
       <w:color w:val="414141"/>
       <w:sz w:val="22"/>
